--- a/05_Website_Angular/docs/ResumeMatch-PH-Explained-Simply.docx
+++ b/05_Website_Angular/docs/ResumeMatch-PH-Explained-Simply.docx
@@ -3136,6 +3136,958 @@
           <w:szCs w:val="20"/>
         </w:rPr>
         <w:t>So when we say 40 people can catch a medium change, we mean: if using our system really moves people about half a point, 40 people is enough for the test to notice it. If it only moves them a third of a point, 40 people will probably miss it — and we would need about 94.</w:t>
+      </w:r>
+    </w:p>
+    <w:p>
+      <w:pPr>
+        <w:pStyle w:val="Heading2"/>
+      </w:pPr>
+      <w:r>
+        <w:t>But be careful — the average alone can lie to you</w:t>
+      </w:r>
+    </w:p>
+    <w:p>
+      <w:pPr>
+        <w:spacing w:after="260"/>
+        <w:ind w:left="900" w:right="900"/>
+        <w:jc w:val="center"/>
+      </w:pPr>
+      <w:r>
+        <w:rPr>
+          <w:sz w:val="20"/>
+          <w:szCs w:val="20"/>
+        </w:rPr>
+        <w:t>Here is something important, and it is easier to see than to explain. So let us look at it.</w:t>
+      </w:r>
+    </w:p>
+    <w:p>
+      <w:pPr>
+        <w:spacing w:after="260"/>
+        <w:ind w:left="900" w:right="900"/>
+        <w:jc w:val="center"/>
+      </w:pPr>
+      <w:r>
+        <w:rPr>
+          <w:sz w:val="20"/>
+          <w:szCs w:val="20"/>
+        </w:rPr>
+        <w:t>Imagine ten children have a cough. You give all of them the same medicine. Did it work?</w:t>
+      </w:r>
+    </w:p>
+    <w:p>
+      <w:pPr>
+        <w:spacing w:after="260"/>
+        <w:ind w:left="900" w:right="900"/>
+        <w:jc w:val="center"/>
+      </w:pPr>
+      <w:r>
+        <w:rPr>
+          <w:sz w:val="20"/>
+          <w:szCs w:val="20"/>
+        </w:rPr>
+        <w:t>Now imagine two different results.</w:t>
+      </w:r>
+    </w:p>
+    <w:p>
+      <w:pPr>
+        <w:spacing w:after="260"/>
+        <w:ind w:left="900" w:right="900"/>
+        <w:jc w:val="center"/>
+      </w:pPr>
+      <w:r>
+        <w:rPr>
+          <w:sz w:val="20"/>
+          <w:szCs w:val="20"/>
+        </w:rPr>
+        <w:t>In the first one, all ten children get a little bit better. Nobody gets worse. You would say: yes, the medicine works.</w:t>
+      </w:r>
+    </w:p>
+    <w:p>
+      <w:pPr>
+        <w:spacing w:after="260"/>
+        <w:ind w:left="900" w:right="900"/>
+        <w:jc w:val="center"/>
+      </w:pPr>
+      <w:r>
+        <w:rPr>
+          <w:sz w:val="20"/>
+          <w:szCs w:val="20"/>
+        </w:rPr>
+        <w:t>In the second one, five children get MUCH better, and five children get worse. If you add it all up and divide, the average still says "a little bit better". But you would not say the medicine works. You would say it helps some children and hurts others, and you do not know why.</w:t>
+      </w:r>
+    </w:p>
+    <w:p>
+      <w:pPr>
+        <w:spacing w:after="260"/>
+        <w:ind w:left="900" w:right="900"/>
+        <w:jc w:val="center"/>
+      </w:pPr>
+      <w:r>
+        <w:rPr>
+          <w:sz w:val="20"/>
+          <w:szCs w:val="20"/>
+        </w:rPr>
+        <w:t>Same average. Completely different answer. That is why we cannot just look at the average.</w:t>
+      </w:r>
+    </w:p>
+    <w:p>
+      <w:pPr>
+        <w:pStyle w:val="Heading2"/>
+      </w:pPr>
+      <w:r>
+        <w:t>The same thing, with your real question</w:t>
+      </w:r>
+    </w:p>
+    <w:p>
+      <w:pPr>
+        <w:spacing w:after="260"/>
+        <w:ind w:left="900" w:right="900"/>
+        <w:jc w:val="center"/>
+      </w:pPr>
+      <w:r>
+        <w:rPr>
+          <w:sz w:val="20"/>
+          <w:szCs w:val="20"/>
+        </w:rPr>
+        <w:t>Take question 24 from your questionnaire: "I know what happens to my resume after I send it to a company." People answer 1 to 5. They answer it before using the system, and again after.</w:t>
+      </w:r>
+    </w:p>
+    <w:p>
+      <w:pPr>
+        <w:spacing w:after="260"/>
+        <w:ind w:left="900" w:right="900"/>
+        <w:jc w:val="center"/>
+      </w:pPr>
+      <w:r>
+        <w:rPr>
+          <w:sz w:val="20"/>
+          <w:szCs w:val="20"/>
+        </w:rPr>
+        <w:t>Say ten people answer it. Here are two things that could happen.</w:t>
+      </w:r>
+    </w:p>
+    <w:p>
+      <w:pPr>
+        <w:spacing w:after="260"/>
+        <w:ind w:left="900" w:right="900"/>
+        <w:jc w:val="center"/>
+      </w:pPr>
+      <w:r>
+        <w:rPr>
+          <w:sz w:val="20"/>
+          <w:szCs w:val="20"/>
+        </w:rPr>
+        <w:t>FIRST — everybody moves the same way:</w:t>
+      </w:r>
+    </w:p>
+    <w:tbl>
+      <w:tblPr>
+        <w:tblW w:type="dxa" w:w="9360"/>
+        <w:tblBorders>
+          <w:top w:val="single" w:color="C9CDD4" w:sz="2"/>
+          <w:left w:val="single" w:color="C9CDD4" w:sz="2"/>
+          <w:bottom w:val="single" w:color="C9CDD4" w:sz="2"/>
+          <w:right w:val="single" w:color="C9CDD4" w:sz="2"/>
+          <w:insideH w:val="none"/>
+          <w:insideV w:val="none"/>
+        </w:tblBorders>
+      </w:tblPr>
+      <w:tblGrid>
+        <w:gridCol w:w="9360"/>
+      </w:tblGrid>
+      <w:tr>
+        <w:tc>
+          <w:tcPr>
+            <w:tcW w:type="dxa" w:w="9360"/>
+            <w:shd w:fill="F4F1EA" w:val="clear"/>
+            <w:tcMar>
+              <w:top w:type="dxa" w:w="140"/>
+              <w:left w:type="dxa" w:w="180"/>
+              <w:bottom w:type="dxa" w:w="140"/>
+              <w:right w:type="dxa" w:w="180"/>
+            </w:tcMar>
+          </w:tcPr>
+          <w:p>
+            <w:pPr>
+              <w:spacing w:after="20" w:line="260"/>
+            </w:pPr>
+            <w:r>
+              <w:rPr>
+                <w:rFonts w:ascii="Consolas" w:cs="Consolas" w:eastAsia="Consolas" w:hAnsi="Consolas"/>
+                <w:sz w:val="18"/>
+                <w:szCs w:val="18"/>
+              </w:rPr>
+              <w:t>Before   2  2  3  2  1  3  2  2  3  2</w:t>
+            </w:r>
+          </w:p>
+          <w:p>
+            <w:pPr>
+              <w:spacing w:after="20" w:line="260"/>
+            </w:pPr>
+            <w:r>
+              <w:rPr>
+                <w:rFonts w:ascii="Consolas" w:cs="Consolas" w:eastAsia="Consolas" w:hAnsi="Consolas"/>
+                <w:sz w:val="18"/>
+                <w:szCs w:val="18"/>
+              </w:rPr>
+              <w:t>After    3  2  3  3  2  3  3  2  3  3</w:t>
+            </w:r>
+          </w:p>
+          <w:p>
+            <w:pPr>
+              <w:spacing w:after="20" w:line="260"/>
+            </w:pPr>
+            <w:r>
+              <w:rPr>
+                <w:rFonts w:ascii="Consolas" w:cs="Consolas" w:eastAsia="Consolas" w:hAnsi="Consolas"/>
+                <w:sz w:val="18"/>
+                <w:szCs w:val="18"/>
+              </w:rPr>
+              <w:t>Change  +1  0  0 +1 +1  0 +1  0  0 +1</w:t>
+            </w:r>
+          </w:p>
+          <w:p>
+            <w:pPr>
+              <w:spacing w:after="20" w:line="260"/>
+            </w:pPr>
+            <w:r>
+              <w:rPr>
+                <w:rFonts w:ascii="Consolas" w:cs="Consolas" w:eastAsia="Consolas" w:hAnsi="Consolas"/>
+                <w:sz w:val="18"/>
+                <w:szCs w:val="18"/>
+              </w:rPr>
+            </w:r>
+          </w:p>
+          <w:p>
+            <w:pPr>
+              <w:spacing w:after="20" w:line="260"/>
+            </w:pPr>
+            <w:r>
+              <w:rPr>
+                <w:rFonts w:ascii="Consolas" w:cs="Consolas" w:eastAsia="Consolas" w:hAnsi="Consolas"/>
+                <w:sz w:val="18"/>
+                <w:szCs w:val="18"/>
+              </w:rPr>
+              <w:t>Average change      +0.50</w:t>
+            </w:r>
+          </w:p>
+          <w:p>
+            <w:pPr>
+              <w:spacing w:after="20" w:line="260"/>
+            </w:pPr>
+            <w:r>
+              <w:rPr>
+                <w:rFonts w:ascii="Consolas" w:cs="Consolas" w:eastAsia="Consolas" w:hAnsi="Consolas"/>
+                <w:sz w:val="18"/>
+                <w:szCs w:val="18"/>
+              </w:rPr>
+              <w:t>How much people      0.53      (they all did roughly the same thing)</w:t>
+            </w:r>
+          </w:p>
+          <w:p>
+            <w:pPr>
+              <w:spacing w:after="20" w:line="260"/>
+            </w:pPr>
+            <w:r>
+              <w:rPr>
+                <w:rFonts w:ascii="Consolas" w:cs="Consolas" w:eastAsia="Consolas" w:hAnsi="Consolas"/>
+                <w:sz w:val="18"/>
+                <w:szCs w:val="18"/>
+              </w:rPr>
+              <w:t>differed from</w:t>
+            </w:r>
+          </w:p>
+          <w:p>
+            <w:pPr>
+              <w:spacing w:after="20" w:line="260"/>
+            </w:pPr>
+            <w:r>
+              <w:rPr>
+                <w:rFonts w:ascii="Consolas" w:cs="Consolas" w:eastAsia="Consolas" w:hAnsi="Consolas"/>
+                <w:sz w:val="18"/>
+                <w:szCs w:val="18"/>
+              </w:rPr>
+              <w:t>each other</w:t>
+            </w:r>
+          </w:p>
+          <w:p>
+            <w:pPr>
+              <w:spacing w:after="20" w:line="260"/>
+            </w:pPr>
+            <w:r>
+              <w:rPr>
+                <w:rFonts w:ascii="Consolas" w:cs="Consolas" w:eastAsia="Consolas" w:hAnsi="Consolas"/>
+                <w:sz w:val="18"/>
+                <w:szCs w:val="18"/>
+              </w:rPr>
+            </w:r>
+          </w:p>
+          <w:p>
+            <w:pPr>
+              <w:spacing w:after="20" w:line="260"/>
+            </w:pPr>
+            <w:r>
+              <w:rPr>
+                <w:rFonts w:ascii="Consolas" w:cs="Consolas" w:eastAsia="Consolas" w:hAnsi="Consolas"/>
+                <w:sz w:val="18"/>
+                <w:szCs w:val="18"/>
+              </w:rPr>
+              <w:t>Effect size = 0.50 / 0.53 = 0.95   -&gt;   BIG</w:t>
+            </w:r>
+          </w:p>
+        </w:tc>
+      </w:tr>
+    </w:tbl>
+    <w:p>
+      <w:pPr>
+        <w:spacing w:after="260"/>
+        <w:ind w:left="900" w:right="900"/>
+        <w:jc w:val="center"/>
+      </w:pPr>
+      <w:r>
+        <w:rPr>
+          <w:sz w:val="20"/>
+          <w:szCs w:val="20"/>
+        </w:rPr>
+        <w:t>Five people got better. Five stayed the same. Nobody went backwards. That is believable, and it is a BIG result.</w:t>
+      </w:r>
+    </w:p>
+    <w:p>
+      <w:pPr>
+        <w:spacing w:after="260"/>
+        <w:ind w:left="900" w:right="900"/>
+        <w:jc w:val="center"/>
+      </w:pPr>
+      <w:r>
+        <w:rPr>
+          <w:sz w:val="20"/>
+          <w:szCs w:val="20"/>
+        </w:rPr>
+        <w:t>SECOND — people move in different directions:</w:t>
+      </w:r>
+    </w:p>
+    <w:tbl>
+      <w:tblPr>
+        <w:tblW w:type="dxa" w:w="9360"/>
+        <w:tblBorders>
+          <w:top w:val="single" w:color="C9CDD4" w:sz="2"/>
+          <w:left w:val="single" w:color="C9CDD4" w:sz="2"/>
+          <w:bottom w:val="single" w:color="C9CDD4" w:sz="2"/>
+          <w:right w:val="single" w:color="C9CDD4" w:sz="2"/>
+          <w:insideH w:val="none"/>
+          <w:insideV w:val="none"/>
+        </w:tblBorders>
+      </w:tblPr>
+      <w:tblGrid>
+        <w:gridCol w:w="9360"/>
+      </w:tblGrid>
+      <w:tr>
+        <w:tc>
+          <w:tcPr>
+            <w:tcW w:type="dxa" w:w="9360"/>
+            <w:shd w:fill="F4F1EA" w:val="clear"/>
+            <w:tcMar>
+              <w:top w:type="dxa" w:w="140"/>
+              <w:left w:type="dxa" w:w="180"/>
+              <w:bottom w:type="dxa" w:w="140"/>
+              <w:right w:type="dxa" w:w="180"/>
+            </w:tcMar>
+          </w:tcPr>
+          <w:p>
+            <w:pPr>
+              <w:spacing w:after="20" w:line="260"/>
+            </w:pPr>
+            <w:r>
+              <w:rPr>
+                <w:rFonts w:ascii="Consolas" w:cs="Consolas" w:eastAsia="Consolas" w:hAnsi="Consolas"/>
+                <w:sz w:val="18"/>
+                <w:szCs w:val="18"/>
+              </w:rPr>
+              <w:t>Before   2  2  3  2  1  3  2  2  3  2</w:t>
+            </w:r>
+          </w:p>
+          <w:p>
+            <w:pPr>
+              <w:spacing w:after="20" w:line="260"/>
+            </w:pPr>
+            <w:r>
+              <w:rPr>
+                <w:rFonts w:ascii="Consolas" w:cs="Consolas" w:eastAsia="Consolas" w:hAnsi="Consolas"/>
+                <w:sz w:val="18"/>
+                <w:szCs w:val="18"/>
+              </w:rPr>
+              <w:t>After    5  1  5  1  4  1  4  1  5  1</w:t>
+            </w:r>
+          </w:p>
+          <w:p>
+            <w:pPr>
+              <w:spacing w:after="20" w:line="260"/>
+            </w:pPr>
+            <w:r>
+              <w:rPr>
+                <w:rFonts w:ascii="Consolas" w:cs="Consolas" w:eastAsia="Consolas" w:hAnsi="Consolas"/>
+                <w:sz w:val="18"/>
+                <w:szCs w:val="18"/>
+              </w:rPr>
+              <w:t>Change  +3 -1 +2 -1 +3 -2 +2 -1 +2 -1</w:t>
+            </w:r>
+          </w:p>
+          <w:p>
+            <w:pPr>
+              <w:spacing w:after="20" w:line="260"/>
+            </w:pPr>
+            <w:r>
+              <w:rPr>
+                <w:rFonts w:ascii="Consolas" w:cs="Consolas" w:eastAsia="Consolas" w:hAnsi="Consolas"/>
+                <w:sz w:val="18"/>
+                <w:szCs w:val="18"/>
+              </w:rPr>
+            </w:r>
+          </w:p>
+          <w:p>
+            <w:pPr>
+              <w:spacing w:after="20" w:line="260"/>
+            </w:pPr>
+            <w:r>
+              <w:rPr>
+                <w:rFonts w:ascii="Consolas" w:cs="Consolas" w:eastAsia="Consolas" w:hAnsi="Consolas"/>
+                <w:sz w:val="18"/>
+                <w:szCs w:val="18"/>
+              </w:rPr>
+              <w:t>Average change      +0.60</w:t>
+            </w:r>
+          </w:p>
+          <w:p>
+            <w:pPr>
+              <w:spacing w:after="20" w:line="260"/>
+            </w:pPr>
+            <w:r>
+              <w:rPr>
+                <w:rFonts w:ascii="Consolas" w:cs="Consolas" w:eastAsia="Consolas" w:hAnsi="Consolas"/>
+                <w:sz w:val="18"/>
+                <w:szCs w:val="18"/>
+              </w:rPr>
+              <w:t>How much people      1.96      (some jumped up, some dropped down)</w:t>
+            </w:r>
+          </w:p>
+          <w:p>
+            <w:pPr>
+              <w:spacing w:after="20" w:line="260"/>
+            </w:pPr>
+            <w:r>
+              <w:rPr>
+                <w:rFonts w:ascii="Consolas" w:cs="Consolas" w:eastAsia="Consolas" w:hAnsi="Consolas"/>
+                <w:sz w:val="18"/>
+                <w:szCs w:val="18"/>
+              </w:rPr>
+              <w:t>differed from</w:t>
+            </w:r>
+          </w:p>
+          <w:p>
+            <w:pPr>
+              <w:spacing w:after="20" w:line="260"/>
+            </w:pPr>
+            <w:r>
+              <w:rPr>
+                <w:rFonts w:ascii="Consolas" w:cs="Consolas" w:eastAsia="Consolas" w:hAnsi="Consolas"/>
+                <w:sz w:val="18"/>
+                <w:szCs w:val="18"/>
+              </w:rPr>
+              <w:t>each other</w:t>
+            </w:r>
+          </w:p>
+          <w:p>
+            <w:pPr>
+              <w:spacing w:after="20" w:line="260"/>
+            </w:pPr>
+            <w:r>
+              <w:rPr>
+                <w:rFonts w:ascii="Consolas" w:cs="Consolas" w:eastAsia="Consolas" w:hAnsi="Consolas"/>
+                <w:sz w:val="18"/>
+                <w:szCs w:val="18"/>
+              </w:rPr>
+            </w:r>
+          </w:p>
+          <w:p>
+            <w:pPr>
+              <w:spacing w:after="20" w:line="260"/>
+            </w:pPr>
+            <w:r>
+              <w:rPr>
+                <w:rFonts w:ascii="Consolas" w:cs="Consolas" w:eastAsia="Consolas" w:hAnsi="Consolas"/>
+                <w:sz w:val="18"/>
+                <w:szCs w:val="18"/>
+              </w:rPr>
+              <w:t>Effect size = 0.60 / 1.96 = 0.31   -&gt;   SMALL</w:t>
+            </w:r>
+          </w:p>
+        </w:tc>
+      </w:tr>
+    </w:tbl>
+    <w:p>
+      <w:pPr>
+        <w:spacing w:after="260"/>
+        <w:ind w:left="900" w:right="900"/>
+        <w:jc w:val="center"/>
+      </w:pPr>
+      <w:r>
+        <w:rPr>
+          <w:sz w:val="20"/>
+          <w:szCs w:val="20"/>
+        </w:rPr>
+        <w:t>Now look carefully. The SECOND one has a BIGGER average change — plus nought point six, against plus nought point five. But it is the SMALLER result.</w:t>
+      </w:r>
+    </w:p>
+    <w:p>
+      <w:pPr>
+        <w:spacing w:after="260"/>
+        <w:ind w:left="900" w:right="900"/>
+        <w:jc w:val="center"/>
+      </w:pPr>
+      <w:r>
+        <w:rPr>
+          <w:sz w:val="20"/>
+          <w:szCs w:val="20"/>
+        </w:rPr>
+        <w:t>Why? Because half the people got worse. The average hides that. The system helped some people and hurt others, and we cannot claim it works.</w:t>
+      </w:r>
+    </w:p>
+    <w:p>
+      <w:pPr>
+        <w:pStyle w:val="Heading2"/>
+      </w:pPr>
+      <w:r>
+        <w:t>So what is the effect size, really</w:t>
+      </w:r>
+    </w:p>
+    <w:p>
+      <w:pPr>
+        <w:spacing w:after="260"/>
+        <w:ind w:left="900" w:right="900"/>
+        <w:jc w:val="center"/>
+      </w:pPr>
+      <w:r>
+        <w:rPr>
+          <w:sz w:val="20"/>
+          <w:szCs w:val="20"/>
+        </w:rPr>
+        <w:t>It is one small sum:</w:t>
+      </w:r>
+    </w:p>
+    <w:tbl>
+      <w:tblPr>
+        <w:tblW w:type="dxa" w:w="9360"/>
+        <w:tblBorders>
+          <w:top w:val="single" w:color="C9CDD4" w:sz="2"/>
+          <w:left w:val="single" w:color="C9CDD4" w:sz="2"/>
+          <w:bottom w:val="single" w:color="C9CDD4" w:sz="2"/>
+          <w:right w:val="single" w:color="C9CDD4" w:sz="2"/>
+          <w:insideH w:val="none"/>
+          <w:insideV w:val="none"/>
+        </w:tblBorders>
+      </w:tblPr>
+      <w:tblGrid>
+        <w:gridCol w:w="9360"/>
+      </w:tblGrid>
+      <w:tr>
+        <w:tc>
+          <w:tcPr>
+            <w:tcW w:type="dxa" w:w="9360"/>
+            <w:shd w:fill="F4F1EA" w:val="clear"/>
+            <w:tcMar>
+              <w:top w:type="dxa" w:w="140"/>
+              <w:left w:type="dxa" w:w="180"/>
+              <w:bottom w:type="dxa" w:w="140"/>
+              <w:right w:type="dxa" w:w="180"/>
+            </w:tcMar>
+          </w:tcPr>
+          <w:p>
+            <w:pPr>
+              <w:spacing w:after="20" w:line="260"/>
+            </w:pPr>
+            <w:r>
+              <w:rPr>
+                <w:rFonts w:ascii="Consolas" w:cs="Consolas" w:eastAsia="Consolas" w:hAnsi="Consolas"/>
+                <w:sz w:val="18"/>
+                <w:szCs w:val="18"/>
+              </w:rPr>
+              <w:t xml:space="preserve">                 how much the average moved</w:t>
+            </w:r>
+          </w:p>
+          <w:p>
+            <w:pPr>
+              <w:spacing w:after="20" w:line="260"/>
+            </w:pPr>
+            <w:r>
+              <w:rPr>
+                <w:rFonts w:ascii="Consolas" w:cs="Consolas" w:eastAsia="Consolas" w:hAnsi="Consolas"/>
+                <w:sz w:val="18"/>
+                <w:szCs w:val="18"/>
+              </w:rPr>
+              <w:t>effect size  =  ------------------------------------</w:t>
+            </w:r>
+          </w:p>
+          <w:p>
+            <w:pPr>
+              <w:spacing w:after="20" w:line="260"/>
+            </w:pPr>
+            <w:r>
+              <w:rPr>
+                <w:rFonts w:ascii="Consolas" w:cs="Consolas" w:eastAsia="Consolas" w:hAnsi="Consolas"/>
+                <w:sz w:val="18"/>
+                <w:szCs w:val="18"/>
+              </w:rPr>
+              <w:t xml:space="preserve">                 how much people differed from each other</w:t>
+            </w:r>
+          </w:p>
+        </w:tc>
+      </w:tr>
+    </w:tbl>
+    <w:p>
+      <w:pPr>
+        <w:spacing w:after="260"/>
+        <w:ind w:left="900" w:right="900"/>
+        <w:jc w:val="center"/>
+      </w:pPr>
+      <w:r>
+        <w:rPr>
+          <w:sz w:val="20"/>
+          <w:szCs w:val="20"/>
+        </w:rPr>
+        <w:t>That is all it is. The top number is the movement. The bottom number is the disagreement. Dividing one by the other asks a simple question:</w:t>
+      </w:r>
+    </w:p>
+    <w:p>
+      <w:pPr>
+        <w:spacing w:after="260"/>
+        <w:ind w:left="900" w:right="900"/>
+        <w:jc w:val="center"/>
+      </w:pPr>
+      <w:r>
+        <w:rPr>
+          <w:sz w:val="20"/>
+          <w:szCs w:val="20"/>
+        </w:rPr>
+        <w:t>"Is the movement bigger than the disagreement about it?"</w:t>
+      </w:r>
+    </w:p>
+    <w:p>
+      <w:pPr>
+        <w:spacing w:after="260"/>
+        <w:ind w:left="900" w:right="900"/>
+        <w:jc w:val="center"/>
+      </w:pPr>
+      <w:r>
+        <w:rPr>
+          <w:sz w:val="20"/>
+          <w:szCs w:val="20"/>
+        </w:rPr>
+        <w:t>If yes, you have a real result. If no, you have an average hiding a mess.</w:t>
+      </w:r>
+    </w:p>
+    <w:p>
+      <w:pPr>
+        <w:pStyle w:val="Heading2"/>
+      </w:pPr>
+      <w:r>
+        <w:t>The names we give the numbers</w:t>
+      </w:r>
+    </w:p>
+    <w:tbl>
+      <w:tblPr>
+        <w:tblW w:type="dxa" w:w="9360"/>
+        <w:tblBorders>
+          <w:top w:val="single" w:color="C9CDD4" w:sz="2"/>
+          <w:left w:val="none"/>
+          <w:bottom w:val="single" w:color="C9CDD4" w:sz="2"/>
+          <w:right w:val="none"/>
+          <w:insideH w:val="single" w:color="C9CDD4" w:sz="1"/>
+          <w:insideV w:val="none"/>
+        </w:tblBorders>
+      </w:tblPr>
+      <w:tblGrid>
+        <w:gridCol w:w="2100"/>
+        <w:gridCol w:w="7260"/>
+      </w:tblGrid>
+      <w:tr>
+        <w:trPr>
+          <w:tblHeader/>
+        </w:trPr>
+        <w:tc>
+          <w:tcPr>
+            <w:tcW w:type="dxa" w:w="2100"/>
+            <w:shd w:fill="F4F1EA" w:val="clear"/>
+            <w:tcMar>
+              <w:top w:type="dxa" w:w="90"/>
+              <w:left w:type="dxa" w:w="130"/>
+              <w:bottom w:type="dxa" w:w="90"/>
+              <w:right w:type="dxa" w:w="130"/>
+            </w:tcMar>
+          </w:tcPr>
+          <w:p>
+            <w:r>
+              <w:rPr>
+                <w:b/>
+                <w:bCs/>
+                <w:sz w:val="19"/>
+                <w:szCs w:val="19"/>
+              </w:rPr>
+              <w:t>If the sum comes out around…</w:t>
+            </w:r>
+          </w:p>
+        </w:tc>
+        <w:tc>
+          <w:tcPr>
+            <w:tcW w:type="dxa" w:w="7260"/>
+            <w:shd w:fill="F4F1EA" w:val="clear"/>
+            <w:tcMar>
+              <w:top w:type="dxa" w:w="90"/>
+              <w:left w:type="dxa" w:w="130"/>
+              <w:bottom w:type="dxa" w:w="90"/>
+              <w:right w:type="dxa" w:w="130"/>
+            </w:tcMar>
+          </w:tcPr>
+          <w:p>
+            <w:r>
+              <w:rPr>
+                <w:b/>
+                <w:bCs/>
+                <w:sz w:val="19"/>
+                <w:szCs w:val="19"/>
+              </w:rPr>
+              <w:t>We call it</w:t>
+            </w:r>
+          </w:p>
+        </w:tc>
+      </w:tr>
+      <w:tr>
+        <w:trPr>
+          <w:tblHeader/>
+        </w:trPr>
+        <w:tc>
+          <w:tcPr>
+            <w:tcW w:type="dxa" w:w="2100"/>
+            <w:shd w:fill="F4F1EA" w:val="clear"/>
+            <w:tcMar>
+              <w:top w:type="dxa" w:w="90"/>
+              <w:left w:type="dxa" w:w="130"/>
+              <w:bottom w:type="dxa" w:w="90"/>
+              <w:right w:type="dxa" w:w="130"/>
+            </w:tcMar>
+          </w:tcPr>
+          <w:p>
+            <w:r>
+              <w:rPr>
+                <w:b/>
+                <w:bCs/>
+                <w:sz w:val="19"/>
+                <w:szCs w:val="19"/>
+              </w:rPr>
+              <w:t>0.2</w:t>
+            </w:r>
+          </w:p>
+        </w:tc>
+        <w:tc>
+          <w:tcPr>
+            <w:tcW w:type="dxa" w:w="7260"/>
+            <w:shd w:fill="F4F1EA" w:val="clear"/>
+            <w:tcMar>
+              <w:top w:type="dxa" w:w="90"/>
+              <w:left w:type="dxa" w:w="130"/>
+              <w:bottom w:type="dxa" w:w="90"/>
+              <w:right w:type="dxa" w:w="130"/>
+            </w:tcMar>
+          </w:tcPr>
+          <w:p>
+            <w:r>
+              <w:rPr>
+                <w:b/>
+                <w:bCs/>
+                <w:sz w:val="19"/>
+                <w:szCs w:val="19"/>
+              </w:rPr>
+              <w:t>a small change</w:t>
+            </w:r>
+          </w:p>
+        </w:tc>
+      </w:tr>
+      <w:tr>
+        <w:trPr>
+          <w:tblHeader/>
+        </w:trPr>
+        <w:tc>
+          <w:tcPr>
+            <w:tcW w:type="dxa" w:w="2100"/>
+            <w:shd w:fill="F4F1EA" w:val="clear"/>
+            <w:tcMar>
+              <w:top w:type="dxa" w:w="90"/>
+              <w:left w:type="dxa" w:w="130"/>
+              <w:bottom w:type="dxa" w:w="90"/>
+              <w:right w:type="dxa" w:w="130"/>
+            </w:tcMar>
+          </w:tcPr>
+          <w:p>
+            <w:r>
+              <w:rPr>
+                <w:b/>
+                <w:bCs/>
+                <w:sz w:val="19"/>
+                <w:szCs w:val="19"/>
+              </w:rPr>
+              <w:t>0.5</w:t>
+            </w:r>
+          </w:p>
+        </w:tc>
+        <w:tc>
+          <w:tcPr>
+            <w:tcW w:type="dxa" w:w="7260"/>
+            <w:shd w:fill="F4F1EA" w:val="clear"/>
+            <w:tcMar>
+              <w:top w:type="dxa" w:w="90"/>
+              <w:left w:type="dxa" w:w="130"/>
+              <w:bottom w:type="dxa" w:w="90"/>
+              <w:right w:type="dxa" w:w="130"/>
+            </w:tcMar>
+          </w:tcPr>
+          <w:p>
+            <w:r>
+              <w:rPr>
+                <w:b/>
+                <w:bCs/>
+                <w:sz w:val="19"/>
+                <w:szCs w:val="19"/>
+              </w:rPr>
+              <w:t>a medium change</w:t>
+            </w:r>
+          </w:p>
+        </w:tc>
+      </w:tr>
+      <w:tr>
+        <w:trPr>
+          <w:tblHeader/>
+        </w:trPr>
+        <w:tc>
+          <w:tcPr>
+            <w:tcW w:type="dxa" w:w="2100"/>
+            <w:shd w:fill="F4F1EA" w:val="clear"/>
+            <w:tcMar>
+              <w:top w:type="dxa" w:w="90"/>
+              <w:left w:type="dxa" w:w="130"/>
+              <w:bottom w:type="dxa" w:w="90"/>
+              <w:right w:type="dxa" w:w="130"/>
+            </w:tcMar>
+          </w:tcPr>
+          <w:p>
+            <w:r>
+              <w:rPr>
+                <w:b/>
+                <w:bCs/>
+                <w:sz w:val="19"/>
+                <w:szCs w:val="19"/>
+              </w:rPr>
+              <w:t>0.8</w:t>
+            </w:r>
+          </w:p>
+        </w:tc>
+        <w:tc>
+          <w:tcPr>
+            <w:tcW w:type="dxa" w:w="7260"/>
+            <w:shd w:fill="F4F1EA" w:val="clear"/>
+            <w:tcMar>
+              <w:top w:type="dxa" w:w="90"/>
+              <w:left w:type="dxa" w:w="130"/>
+              <w:bottom w:type="dxa" w:w="90"/>
+              <w:right w:type="dxa" w:w="130"/>
+            </w:tcMar>
+          </w:tcPr>
+          <w:p>
+            <w:r>
+              <w:rPr>
+                <w:b/>
+                <w:bCs/>
+                <w:sz w:val="19"/>
+                <w:szCs w:val="19"/>
+              </w:rPr>
+              <w:t>a big change</w:t>
+            </w:r>
+          </w:p>
+        </w:tc>
+      </w:tr>
+    </w:tbl>
+    <w:p>
+      <w:pPr>
+        <w:spacing w:after="260"/>
+        <w:ind w:left="900" w:right="900"/>
+        <w:jc w:val="center"/>
+      </w:pPr>
+      <w:r>
+        <w:rPr>
+          <w:sz w:val="20"/>
+          <w:szCs w:val="20"/>
+        </w:rPr>
+        <w:t>Earlier this document said a medium change is "about half a point" on your 1-to-5 scale. That is a handy shortcut and it is true MOST of the time — but only when people differ from each other by about one point, which is normal. In the first example above, half a point turned out to be a BIG change, because people barely differed at all. So the shortcut is fine for explaining. The sum above is the real answer.</w:t>
+      </w:r>
+    </w:p>
+    <w:p>
+      <w:pPr>
+        <w:pStyle w:val="Heading2"/>
+      </w:pPr>
+      <w:r>
+        <w:t>And what this means for your 40 people</w:t>
+      </w:r>
+    </w:p>
+    <w:p>
+      <w:pPr>
+        <w:spacing w:after="260"/>
+        <w:ind w:left="900" w:right="900"/>
+        <w:jc w:val="center"/>
+      </w:pPr>
+      <w:r>
+        <w:rPr>
+          <w:sz w:val="20"/>
+          <w:szCs w:val="20"/>
+        </w:rPr>
+        <w:t>Your test can reliably spot an effect size of about nought point four-five.</w:t>
+      </w:r>
+    </w:p>
+    <w:p>
+      <w:pPr>
+        <w:pStyle w:val="ListParagraph"/>
+        <w:numPr>
+          <w:ilvl w:val="0"/>
+          <w:numId w:val="2"/>
+        </w:numPr>
+        <w:spacing w:after="70"/>
+      </w:pPr>
+      <w:r>
+        <w:t>If your system moves people CONSISTENTLY — most get better, few get worse — you will spot it with 40 people.</w:t>
+      </w:r>
+    </w:p>
+    <w:p>
+      <w:pPr>
+        <w:pStyle w:val="ListParagraph"/>
+        <w:numPr>
+          <w:ilvl w:val="0"/>
+          <w:numId w:val="2"/>
+        </w:numPr>
+        <w:spacing w:after="70"/>
+      </w:pPr>
+      <w:r>
+        <w:t>If it helps some people and not others, the effect size will be small even when the average looks fine, and 40 people will not be enough. You would need about 94.</w:t>
+      </w:r>
+    </w:p>
+    <w:p>
+      <w:pPr>
+        <w:spacing w:after="260"/>
+        <w:ind w:left="900" w:right="900"/>
+        <w:jc w:val="center"/>
+      </w:pPr>
+      <w:r>
+        <w:rPr>
+          <w:sz w:val="20"/>
+          <w:szCs w:val="20"/>
+        </w:rPr>
+        <w:t>And if that happens, it is not a failure. It is a finding, and a more interesting one than a clean result. "The change was not the same for everybody" is a true and useful sentence. Write it in your Limitations and say it out loud at the defence, before a panelist says it for you.</w:t>
       </w:r>
     </w:p>
     <w:p>

--- a/05_Website_Angular/docs/ResumeMatch-PH-Explained-Simply.docx
+++ b/05_Website_Angular/docs/ResumeMatch-PH-Explained-Simply.docx
@@ -1523,7 +1523,7 @@
     </w:p>
     <w:p>
       <w:r>
-        <w:t>We used to print the missing skills by name. That was a list of words to copy. Now we say how many and what kind — "3 skills this role asks for are not on your resume: 2 technical and 1 workplace".</w:t>
+        <w:t>We used to print the missing skills by name. That was a list of words to copy. Now we say how many and what kind. The exact words the site prints are "3 skills this role asks for are not on your resume — 2 technical and 1 workplace".</w:t>
       </w:r>
     </w:p>
     <w:p>

--- a/05_Website_Angular/docs/ResumeMatch-PH-Explained-Simply.docx
+++ b/05_Website_Angular/docs/ResumeMatch-PH-Explained-Simply.docx
@@ -6274,6 +6274,822 @@
                 <w:szCs w:val="19"/>
               </w:rPr>
               <w:t>The full version, with the server and the real database. This is what the paper describes and what we evaluate.</w:t>
+            </w:r>
+          </w:p>
+        </w:tc>
+      </w:tr>
+      <w:tr>
+        <w:trPr>
+          <w:tblHeader/>
+        </w:trPr>
+        <w:tc>
+          <w:tcPr>
+            <w:tcW w:type="dxa" w:w="2100"/>
+            <w:shd w:fill="F4F1EA" w:val="clear"/>
+            <w:tcMar>
+              <w:top w:type="dxa" w:w="90"/>
+              <w:left w:type="dxa" w:w="130"/>
+              <w:bottom w:type="dxa" w:w="90"/>
+              <w:right w:type="dxa" w:w="130"/>
+            </w:tcMar>
+          </w:tcPr>
+          <w:p>
+            <w:r>
+              <w:rPr>
+                <w:b/>
+                <w:bCs/>
+                <w:sz w:val="19"/>
+                <w:szCs w:val="19"/>
+              </w:rPr>
+              <w:t>Angular</w:t>
+            </w:r>
+          </w:p>
+        </w:tc>
+        <w:tc>
+          <w:tcPr>
+            <w:tcW w:type="dxa" w:w="7260"/>
+            <w:shd w:fill="F4F1EA" w:val="clear"/>
+            <w:tcMar>
+              <w:top w:type="dxa" w:w="90"/>
+              <w:left w:type="dxa" w:w="130"/>
+              <w:bottom w:type="dxa" w:w="90"/>
+              <w:right w:type="dxa" w:w="130"/>
+            </w:tcMar>
+          </w:tcPr>
+          <w:p>
+            <w:r>
+              <w:rPr>
+                <w:b/>
+                <w:bCs/>
+                <w:sz w:val="19"/>
+                <w:szCs w:val="19"/>
+              </w:rPr>
+              <w:t>The tool that builds everything you SEE and click. It redraws only the part of the screen that changed, instead of reloading the whole page.</w:t>
+            </w:r>
+          </w:p>
+        </w:tc>
+      </w:tr>
+      <w:tr>
+        <w:trPr>
+          <w:tblHeader/>
+        </w:trPr>
+        <w:tc>
+          <w:tcPr>
+            <w:tcW w:type="dxa" w:w="2100"/>
+            <w:shd w:fill="F4F1EA" w:val="clear"/>
+            <w:tcMar>
+              <w:top w:type="dxa" w:w="90"/>
+              <w:left w:type="dxa" w:w="130"/>
+              <w:bottom w:type="dxa" w:w="90"/>
+              <w:right w:type="dxa" w:w="130"/>
+            </w:tcMar>
+          </w:tcPr>
+          <w:p>
+            <w:r>
+              <w:rPr>
+                <w:b/>
+                <w:bCs/>
+                <w:sz w:val="19"/>
+                <w:szCs w:val="19"/>
+              </w:rPr>
+              <w:t>Node / Express</w:t>
+            </w:r>
+          </w:p>
+        </w:tc>
+        <w:tc>
+          <w:tcPr>
+            <w:tcW w:type="dxa" w:w="7260"/>
+            <w:shd w:fill="F4F1EA" w:val="clear"/>
+            <w:tcMar>
+              <w:top w:type="dxa" w:w="90"/>
+              <w:left w:type="dxa" w:w="130"/>
+              <w:bottom w:type="dxa" w:w="90"/>
+              <w:right w:type="dxa" w:w="130"/>
+            </w:tcMar>
+          </w:tcPr>
+          <w:p>
+            <w:r>
+              <w:rPr>
+                <w:b/>
+                <w:bCs/>
+                <w:sz w:val="19"/>
+                <w:szCs w:val="19"/>
+              </w:rPr>
+              <w:t>Our own computer, called the server. It does the things a user must not be able to touch: passwords, permissions, and working out the score.</w:t>
+            </w:r>
+          </w:p>
+        </w:tc>
+      </w:tr>
+      <w:tr>
+        <w:trPr>
+          <w:tblHeader/>
+        </w:trPr>
+        <w:tc>
+          <w:tcPr>
+            <w:tcW w:type="dxa" w:w="2100"/>
+            <w:shd w:fill="F4F1EA" w:val="clear"/>
+            <w:tcMar>
+              <w:top w:type="dxa" w:w="90"/>
+              <w:left w:type="dxa" w:w="130"/>
+              <w:bottom w:type="dxa" w:w="90"/>
+              <w:right w:type="dxa" w:w="130"/>
+            </w:tcMar>
+          </w:tcPr>
+          <w:p>
+            <w:r>
+              <w:rPr>
+                <w:b/>
+                <w:bCs/>
+                <w:sz w:val="19"/>
+                <w:szCs w:val="19"/>
+              </w:rPr>
+              <w:t>Server</w:t>
+            </w:r>
+          </w:p>
+        </w:tc>
+        <w:tc>
+          <w:tcPr>
+            <w:tcW w:type="dxa" w:w="7260"/>
+            <w:shd w:fill="F4F1EA" w:val="clear"/>
+            <w:tcMar>
+              <w:top w:type="dxa" w:w="90"/>
+              <w:left w:type="dxa" w:w="130"/>
+              <w:bottom w:type="dxa" w:w="90"/>
+              <w:right w:type="dxa" w:w="130"/>
+            </w:tcMar>
+          </w:tcPr>
+          <w:p>
+            <w:r>
+              <w:rPr>
+                <w:b/>
+                <w:bCs/>
+                <w:sz w:val="19"/>
+                <w:szCs w:val="19"/>
+              </w:rPr>
+              <w:t>A computer we control, that everyone connects to. The opposite of "in the browser", which is the visitor’s own machine and can be tampered with.</w:t>
+            </w:r>
+          </w:p>
+        </w:tc>
+      </w:tr>
+      <w:tr>
+        <w:trPr>
+          <w:tblHeader/>
+        </w:trPr>
+        <w:tc>
+          <w:tcPr>
+            <w:tcW w:type="dxa" w:w="2100"/>
+            <w:shd w:fill="F4F1EA" w:val="clear"/>
+            <w:tcMar>
+              <w:top w:type="dxa" w:w="90"/>
+              <w:left w:type="dxa" w:w="130"/>
+              <w:bottom w:type="dxa" w:w="90"/>
+              <w:right w:type="dxa" w:w="130"/>
+            </w:tcMar>
+          </w:tcPr>
+          <w:p>
+            <w:r>
+              <w:rPr>
+                <w:b/>
+                <w:bCs/>
+                <w:sz w:val="19"/>
+                <w:szCs w:val="19"/>
+              </w:rPr>
+              <w:t>Browser</w:t>
+            </w:r>
+          </w:p>
+        </w:tc>
+        <w:tc>
+          <w:tcPr>
+            <w:tcW w:type="dxa" w:w="7260"/>
+            <w:shd w:fill="F4F1EA" w:val="clear"/>
+            <w:tcMar>
+              <w:top w:type="dxa" w:w="90"/>
+              <w:left w:type="dxa" w:w="130"/>
+              <w:bottom w:type="dxa" w:w="90"/>
+              <w:right w:type="dxa" w:w="130"/>
+            </w:tcMar>
+          </w:tcPr>
+          <w:p>
+            <w:r>
+              <w:rPr>
+                <w:b/>
+                <w:bCs/>
+                <w:sz w:val="19"/>
+                <w:szCs w:val="19"/>
+              </w:rPr>
+              <w:t>Chrome, Edge, Safari. Anything running here is on the visitor’s own machine, so it can be edited by them. That is why the score is not worked out here.</w:t>
+            </w:r>
+          </w:p>
+        </w:tc>
+      </w:tr>
+      <w:tr>
+        <w:trPr>
+          <w:tblHeader/>
+        </w:trPr>
+        <w:tc>
+          <w:tcPr>
+            <w:tcW w:type="dxa" w:w="2100"/>
+            <w:shd w:fill="F4F1EA" w:val="clear"/>
+            <w:tcMar>
+              <w:top w:type="dxa" w:w="90"/>
+              <w:left w:type="dxa" w:w="130"/>
+              <w:bottom w:type="dxa" w:w="90"/>
+              <w:right w:type="dxa" w:w="130"/>
+            </w:tcMar>
+          </w:tcPr>
+          <w:p>
+            <w:r>
+              <w:rPr>
+                <w:b/>
+                <w:bCs/>
+                <w:sz w:val="19"/>
+                <w:szCs w:val="19"/>
+              </w:rPr>
+              <w:t>TypeScript</w:t>
+            </w:r>
+          </w:p>
+        </w:tc>
+        <w:tc>
+          <w:tcPr>
+            <w:tcW w:type="dxa" w:w="7260"/>
+            <w:shd w:fill="F4F1EA" w:val="clear"/>
+            <w:tcMar>
+              <w:top w:type="dxa" w:w="90"/>
+              <w:left w:type="dxa" w:w="130"/>
+              <w:bottom w:type="dxa" w:w="90"/>
+              <w:right w:type="dxa" w:w="130"/>
+            </w:tcMar>
+          </w:tcPr>
+          <w:p>
+            <w:r>
+              <w:rPr>
+                <w:b/>
+                <w:bCs/>
+                <w:sz w:val="19"/>
+                <w:szCs w:val="19"/>
+              </w:rPr>
+              <w:t>The language both halves are written in. One language on both sides is why the scoring sum can be proven identical in the browser and on the server.</w:t>
+            </w:r>
+          </w:p>
+        </w:tc>
+      </w:tr>
+      <w:tr>
+        <w:trPr>
+          <w:tblHeader/>
+        </w:trPr>
+        <w:tc>
+          <w:tcPr>
+            <w:tcW w:type="dxa" w:w="2100"/>
+            <w:shd w:fill="F4F1EA" w:val="clear"/>
+            <w:tcMar>
+              <w:top w:type="dxa" w:w="90"/>
+              <w:left w:type="dxa" w:w="130"/>
+              <w:bottom w:type="dxa" w:w="90"/>
+              <w:right w:type="dxa" w:w="130"/>
+            </w:tcMar>
+          </w:tcPr>
+          <w:p>
+            <w:r>
+              <w:rPr>
+                <w:b/>
+                <w:bCs/>
+                <w:sz w:val="19"/>
+                <w:szCs w:val="19"/>
+              </w:rPr>
+              <w:t>PostgreSQL</w:t>
+            </w:r>
+          </w:p>
+        </w:tc>
+        <w:tc>
+          <w:tcPr>
+            <w:tcW w:type="dxa" w:w="7260"/>
+            <w:shd w:fill="F4F1EA" w:val="clear"/>
+            <w:tcMar>
+              <w:top w:type="dxa" w:w="90"/>
+              <w:left w:type="dxa" w:w="130"/>
+              <w:bottom w:type="dxa" w:w="90"/>
+              <w:right w:type="dxa" w:w="130"/>
+            </w:tcMar>
+          </w:tcPr>
+          <w:p>
+            <w:r>
+              <w:rPr>
+                <w:b/>
+                <w:bCs/>
+                <w:sz w:val="19"/>
+                <w:szCs w:val="19"/>
+              </w:rPr>
+              <w:t>Where everything is stored. Chosen over MySQL because it enforces our own rules by itself and undoes a failed update completely.</w:t>
+            </w:r>
+          </w:p>
+        </w:tc>
+      </w:tr>
+      <w:tr>
+        <w:trPr>
+          <w:tblHeader/>
+        </w:trPr>
+        <w:tc>
+          <w:tcPr>
+            <w:tcW w:type="dxa" w:w="2100"/>
+            <w:shd w:fill="F4F1EA" w:val="clear"/>
+            <w:tcMar>
+              <w:top w:type="dxa" w:w="90"/>
+              <w:left w:type="dxa" w:w="130"/>
+              <w:bottom w:type="dxa" w:w="90"/>
+              <w:right w:type="dxa" w:w="130"/>
+            </w:tcMar>
+          </w:tcPr>
+          <w:p>
+            <w:r>
+              <w:rPr>
+                <w:b/>
+                <w:bCs/>
+                <w:sz w:val="19"/>
+                <w:szCs w:val="19"/>
+              </w:rPr>
+              <w:t>Supabase</w:t>
+            </w:r>
+          </w:p>
+        </w:tc>
+        <w:tc>
+          <w:tcPr>
+            <w:tcW w:type="dxa" w:w="7260"/>
+            <w:shd w:fill="F4F1EA" w:val="clear"/>
+            <w:tcMar>
+              <w:top w:type="dxa" w:w="90"/>
+              <w:left w:type="dxa" w:w="130"/>
+              <w:bottom w:type="dxa" w:w="90"/>
+              <w:right w:type="dxa" w:w="130"/>
+            </w:tcMar>
+          </w:tcPr>
+          <w:p>
+            <w:r>
+              <w:rPr>
+                <w:b/>
+                <w:bCs/>
+                <w:sz w:val="19"/>
+                <w:szCs w:val="19"/>
+              </w:rPr>
+              <w:t>The company that runs our PostgreSQL storage for us, free, so we do not have to keep a computer switched on.</w:t>
+            </w:r>
+          </w:p>
+        </w:tc>
+      </w:tr>
+      <w:tr>
+        <w:trPr>
+          <w:tblHeader/>
+        </w:trPr>
+        <w:tc>
+          <w:tcPr>
+            <w:tcW w:type="dxa" w:w="2100"/>
+            <w:shd w:fill="F4F1EA" w:val="clear"/>
+            <w:tcMar>
+              <w:top w:type="dxa" w:w="90"/>
+              <w:left w:type="dxa" w:w="130"/>
+              <w:bottom w:type="dxa" w:w="90"/>
+              <w:right w:type="dxa" w:w="130"/>
+            </w:tcMar>
+          </w:tcPr>
+          <w:p>
+            <w:r>
+              <w:rPr>
+                <w:b/>
+                <w:bCs/>
+                <w:sz w:val="19"/>
+                <w:szCs w:val="19"/>
+              </w:rPr>
+              <w:t>API</w:t>
+            </w:r>
+          </w:p>
+        </w:tc>
+        <w:tc>
+          <w:tcPr>
+            <w:tcW w:type="dxa" w:w="7260"/>
+            <w:shd w:fill="F4F1EA" w:val="clear"/>
+            <w:tcMar>
+              <w:top w:type="dxa" w:w="90"/>
+              <w:left w:type="dxa" w:w="130"/>
+              <w:bottom w:type="dxa" w:w="90"/>
+              <w:right w:type="dxa" w:w="130"/>
+            </w:tcMar>
+          </w:tcPr>
+          <w:p>
+            <w:r>
+              <w:rPr>
+                <w:b/>
+                <w:bCs/>
+                <w:sz w:val="19"/>
+                <w:szCs w:val="19"/>
+              </w:rPr>
+              <w:t>The list of requests the browser is allowed to make to our server — "save this resume", "score me against this job". Nothing else gets through.</w:t>
+            </w:r>
+          </w:p>
+        </w:tc>
+      </w:tr>
+      <w:tr>
+        <w:trPr>
+          <w:tblHeader/>
+        </w:trPr>
+        <w:tc>
+          <w:tcPr>
+            <w:tcW w:type="dxa" w:w="2100"/>
+            <w:shd w:fill="F4F1EA" w:val="clear"/>
+            <w:tcMar>
+              <w:top w:type="dxa" w:w="90"/>
+              <w:left w:type="dxa" w:w="130"/>
+              <w:bottom w:type="dxa" w:w="90"/>
+              <w:right w:type="dxa" w:w="130"/>
+            </w:tcMar>
+          </w:tcPr>
+          <w:p>
+            <w:r>
+              <w:rPr>
+                <w:b/>
+                <w:bCs/>
+                <w:sz w:val="19"/>
+                <w:szCs w:val="19"/>
+              </w:rPr>
+              <w:t>Endpoint</w:t>
+            </w:r>
+          </w:p>
+        </w:tc>
+        <w:tc>
+          <w:tcPr>
+            <w:tcW w:type="dxa" w:w="7260"/>
+            <w:shd w:fill="F4F1EA" w:val="clear"/>
+            <w:tcMar>
+              <w:top w:type="dxa" w:w="90"/>
+              <w:left w:type="dxa" w:w="130"/>
+              <w:bottom w:type="dxa" w:w="90"/>
+              <w:right w:type="dxa" w:w="130"/>
+            </w:tcMar>
+          </w:tcPr>
+          <w:p>
+            <w:r>
+              <w:rPr>
+                <w:b/>
+                <w:bCs/>
+                <w:sz w:val="19"/>
+                <w:szCs w:val="19"/>
+              </w:rPr>
+              <w:t>One single request on that list. We have 56.</w:t>
+            </w:r>
+          </w:p>
+        </w:tc>
+      </w:tr>
+      <w:tr>
+        <w:trPr>
+          <w:tblHeader/>
+        </w:trPr>
+        <w:tc>
+          <w:tcPr>
+            <w:tcW w:type="dxa" w:w="2100"/>
+            <w:shd w:fill="F4F1EA" w:val="clear"/>
+            <w:tcMar>
+              <w:top w:type="dxa" w:w="90"/>
+              <w:left w:type="dxa" w:w="130"/>
+              <w:bottom w:type="dxa" w:w="90"/>
+              <w:right w:type="dxa" w:w="130"/>
+            </w:tcMar>
+          </w:tcPr>
+          <w:p>
+            <w:r>
+              <w:rPr>
+                <w:b/>
+                <w:bCs/>
+                <w:sz w:val="19"/>
+                <w:szCs w:val="19"/>
+              </w:rPr>
+              <w:t>Schema</w:t>
+            </w:r>
+          </w:p>
+        </w:tc>
+        <w:tc>
+          <w:tcPr>
+            <w:tcW w:type="dxa" w:w="7260"/>
+            <w:shd w:fill="F4F1EA" w:val="clear"/>
+            <w:tcMar>
+              <w:top w:type="dxa" w:w="90"/>
+              <w:left w:type="dxa" w:w="130"/>
+              <w:bottom w:type="dxa" w:w="90"/>
+              <w:right w:type="dxa" w:w="130"/>
+            </w:tcMar>
+          </w:tcPr>
+          <w:p>
+            <w:r>
+              <w:rPr>
+                <w:b/>
+                <w:bCs/>
+                <w:sz w:val="19"/>
+                <w:szCs w:val="19"/>
+              </w:rPr>
+              <w:t>The plan of what the storage holds — which tables exist and what goes in each column.</w:t>
+            </w:r>
+          </w:p>
+        </w:tc>
+      </w:tr>
+      <w:tr>
+        <w:trPr>
+          <w:tblHeader/>
+        </w:trPr>
+        <w:tc>
+          <w:tcPr>
+            <w:tcW w:type="dxa" w:w="2100"/>
+            <w:shd w:fill="F4F1EA" w:val="clear"/>
+            <w:tcMar>
+              <w:top w:type="dxa" w:w="90"/>
+              <w:left w:type="dxa" w:w="130"/>
+              <w:bottom w:type="dxa" w:w="90"/>
+              <w:right w:type="dxa" w:w="130"/>
+            </w:tcMar>
+          </w:tcPr>
+          <w:p>
+            <w:r>
+              <w:rPr>
+                <w:b/>
+                <w:bCs/>
+                <w:sz w:val="19"/>
+                <w:szCs w:val="19"/>
+              </w:rPr>
+              <w:t>Migration</w:t>
+            </w:r>
+          </w:p>
+        </w:tc>
+        <w:tc>
+          <w:tcPr>
+            <w:tcW w:type="dxa" w:w="7260"/>
+            <w:shd w:fill="F4F1EA" w:val="clear"/>
+            <w:tcMar>
+              <w:top w:type="dxa" w:w="90"/>
+              <w:left w:type="dxa" w:w="130"/>
+              <w:bottom w:type="dxa" w:w="90"/>
+              <w:right w:type="dxa" w:w="130"/>
+            </w:tcMar>
+          </w:tcPr>
+          <w:p>
+            <w:r>
+              <w:rPr>
+                <w:b/>
+                <w:bCs/>
+                <w:sz w:val="19"/>
+                <w:szCs w:val="19"/>
+              </w:rPr>
+              <w:t>A change to that plan. Ours are all-or-nothing: if one fails halfway, the whole change is undone.</w:t>
+            </w:r>
+          </w:p>
+        </w:tc>
+      </w:tr>
+      <w:tr>
+        <w:trPr>
+          <w:tblHeader/>
+        </w:trPr>
+        <w:tc>
+          <w:tcPr>
+            <w:tcW w:type="dxa" w:w="2100"/>
+            <w:shd w:fill="F4F1EA" w:val="clear"/>
+            <w:tcMar>
+              <w:top w:type="dxa" w:w="90"/>
+              <w:left w:type="dxa" w:w="130"/>
+              <w:bottom w:type="dxa" w:w="90"/>
+              <w:right w:type="dxa" w:w="130"/>
+            </w:tcMar>
+          </w:tcPr>
+          <w:p>
+            <w:r>
+              <w:rPr>
+                <w:b/>
+                <w:bCs/>
+                <w:sz w:val="19"/>
+                <w:szCs w:val="19"/>
+              </w:rPr>
+              <w:t>CHECK constraint</w:t>
+            </w:r>
+          </w:p>
+        </w:tc>
+        <w:tc>
+          <w:tcPr>
+            <w:tcW w:type="dxa" w:w="7260"/>
+            <w:shd w:fill="F4F1EA" w:val="clear"/>
+            <w:tcMar>
+              <w:top w:type="dxa" w:w="90"/>
+              <w:left w:type="dxa" w:w="130"/>
+              <w:bottom w:type="dxa" w:w="90"/>
+              <w:right w:type="dxa" w:w="130"/>
+            </w:tcMar>
+          </w:tcPr>
+          <w:p>
+            <w:r>
+              <w:rPr>
+                <w:b/>
+                <w:bCs/>
+                <w:sz w:val="19"/>
+                <w:szCs w:val="19"/>
+              </w:rPr>
+              <w:t>A rule the storage enforces by itself. An application status can only be one of six words; anything else is refused, even if our code asked for it. We have 16.</w:t>
+            </w:r>
+          </w:p>
+        </w:tc>
+      </w:tr>
+      <w:tr>
+        <w:trPr>
+          <w:tblHeader/>
+        </w:trPr>
+        <w:tc>
+          <w:tcPr>
+            <w:tcW w:type="dxa" w:w="2100"/>
+            <w:shd w:fill="F4F1EA" w:val="clear"/>
+            <w:tcMar>
+              <w:top w:type="dxa" w:w="90"/>
+              <w:left w:type="dxa" w:w="130"/>
+              <w:bottom w:type="dxa" w:w="90"/>
+              <w:right w:type="dxa" w:w="130"/>
+            </w:tcMar>
+          </w:tcPr>
+          <w:p>
+            <w:r>
+              <w:rPr>
+                <w:b/>
+                <w:bCs/>
+                <w:sz w:val="19"/>
+                <w:szCs w:val="19"/>
+              </w:rPr>
+              <w:t>Hashing</w:t>
+            </w:r>
+          </w:p>
+        </w:tc>
+        <w:tc>
+          <w:tcPr>
+            <w:tcW w:type="dxa" w:w="7260"/>
+            <w:shd w:fill="F4F1EA" w:val="clear"/>
+            <w:tcMar>
+              <w:top w:type="dxa" w:w="90"/>
+              <w:left w:type="dxa" w:w="130"/>
+              <w:bottom w:type="dxa" w:w="90"/>
+              <w:right w:type="dxa" w:w="130"/>
+            </w:tcMar>
+          </w:tcPr>
+          <w:p>
+            <w:r>
+              <w:rPr>
+                <w:b/>
+                <w:bCs/>
+                <w:sz w:val="19"/>
+                <w:szCs w:val="19"/>
+              </w:rPr>
+              <w:t>Scrambling a password one way, so it can be checked but never read back — not even by us.</w:t>
+            </w:r>
+          </w:p>
+        </w:tc>
+      </w:tr>
+      <w:tr>
+        <w:trPr>
+          <w:tblHeader/>
+        </w:trPr>
+        <w:tc>
+          <w:tcPr>
+            <w:tcW w:type="dxa" w:w="2100"/>
+            <w:shd w:fill="F4F1EA" w:val="clear"/>
+            <w:tcMar>
+              <w:top w:type="dxa" w:w="90"/>
+              <w:left w:type="dxa" w:w="130"/>
+              <w:bottom w:type="dxa" w:w="90"/>
+              <w:right w:type="dxa" w:w="130"/>
+            </w:tcMar>
+          </w:tcPr>
+          <w:p>
+            <w:r>
+              <w:rPr>
+                <w:b/>
+                <w:bCs/>
+                <w:sz w:val="19"/>
+                <w:szCs w:val="19"/>
+              </w:rPr>
+              <w:t>Deterministic</w:t>
+            </w:r>
+          </w:p>
+        </w:tc>
+        <w:tc>
+          <w:tcPr>
+            <w:tcW w:type="dxa" w:w="7260"/>
+            <w:shd w:fill="F4F1EA" w:val="clear"/>
+            <w:tcMar>
+              <w:top w:type="dxa" w:w="90"/>
+              <w:left w:type="dxa" w:w="130"/>
+              <w:bottom w:type="dxa" w:w="90"/>
+              <w:right w:type="dxa" w:w="130"/>
+            </w:tcMar>
+          </w:tcPr>
+          <w:p>
+            <w:r>
+              <w:rPr>
+                <w:b/>
+                <w:bCs/>
+                <w:sz w:val="19"/>
+                <w:szCs w:val="19"/>
+              </w:rPr>
+              <w:t>Same input, same answer, every single time. Our scoring is deterministic. A learning model is not.</w:t>
+            </w:r>
+          </w:p>
+        </w:tc>
+      </w:tr>
+      <w:tr>
+        <w:trPr>
+          <w:tblHeader/>
+        </w:trPr>
+        <w:tc>
+          <w:tcPr>
+            <w:tcW w:type="dxa" w:w="2100"/>
+            <w:shd w:fill="F4F1EA" w:val="clear"/>
+            <w:tcMar>
+              <w:top w:type="dxa" w:w="90"/>
+              <w:left w:type="dxa" w:w="130"/>
+              <w:bottom w:type="dxa" w:w="90"/>
+              <w:right w:type="dxa" w:w="130"/>
+            </w:tcMar>
+          </w:tcPr>
+          <w:p>
+            <w:r>
+              <w:rPr>
+                <w:b/>
+                <w:bCs/>
+                <w:sz w:val="19"/>
+                <w:szCs w:val="19"/>
+              </w:rPr>
+              <w:t>Regression test</w:t>
+            </w:r>
+          </w:p>
+        </w:tc>
+        <w:tc>
+          <w:tcPr>
+            <w:tcW w:type="dxa" w:w="7260"/>
+            <w:shd w:fill="F4F1EA" w:val="clear"/>
+            <w:tcMar>
+              <w:top w:type="dxa" w:w="90"/>
+              <w:left w:type="dxa" w:w="130"/>
+              <w:bottom w:type="dxa" w:w="90"/>
+              <w:right w:type="dxa" w:w="130"/>
+            </w:tcMar>
+          </w:tcPr>
+          <w:p>
+            <w:r>
+              <w:rPr>
+                <w:b/>
+                <w:bCs/>
+                <w:sz w:val="19"/>
+                <w:szCs w:val="19"/>
+              </w:rPr>
+              <w:t>A check that runs automatically every time we change the code, so a thing we fixed once cannot quietly come back. We have 173.</w:t>
+            </w:r>
+          </w:p>
+        </w:tc>
+      </w:tr>
+      <w:tr>
+        <w:trPr>
+          <w:tblHeader/>
+        </w:trPr>
+        <w:tc>
+          <w:tcPr>
+            <w:tcW w:type="dxa" w:w="2100"/>
+            <w:shd w:fill="F4F1EA" w:val="clear"/>
+            <w:tcMar>
+              <w:top w:type="dxa" w:w="90"/>
+              <w:left w:type="dxa" w:w="130"/>
+              <w:bottom w:type="dxa" w:w="90"/>
+              <w:right w:type="dxa" w:w="130"/>
+            </w:tcMar>
+          </w:tcPr>
+          <w:p>
+            <w:r>
+              <w:rPr>
+                <w:b/>
+                <w:bCs/>
+                <w:sz w:val="19"/>
+                <w:szCs w:val="19"/>
+              </w:rPr>
+              <w:t>Repository</w:t>
+            </w:r>
+          </w:p>
+        </w:tc>
+        <w:tc>
+          <w:tcPr>
+            <w:tcW w:type="dxa" w:w="7260"/>
+            <w:shd w:fill="F4F1EA" w:val="clear"/>
+            <w:tcMar>
+              <w:top w:type="dxa" w:w="90"/>
+              <w:left w:type="dxa" w:w="130"/>
+              <w:bottom w:type="dxa" w:w="90"/>
+              <w:right w:type="dxa" w:w="130"/>
+            </w:tcMar>
+          </w:tcPr>
+          <w:p>
+            <w:r>
+              <w:rPr>
+                <w:b/>
+                <w:bCs/>
+                <w:sz w:val="19"/>
+                <w:szCs w:val="19"/>
+              </w:rPr>
+              <w:t>The folder holding all our code and its full history, so any change can be traced to who made it and when.</w:t>
             </w:r>
           </w:p>
         </w:tc>
